--- a/docs/pozharnaya-bezopasnost/word/10-programma-vvodnogo-protivopozharnogo-instruktazha.docx
+++ b/docs/pozharnaya-bezopasnost/word/10-programma-vvodnogo-protivopozharnogo-instruktazha.docx
@@ -14426,7 +14426,7 @@
     <w:rsid w:val="00FC693F"/>
     <w:rPr>
       <w:rFonts w:ascii="Times New Roman" w:eastAsia="Times New Roman" w:hAnsi="Times New Roman"/>
-      <w:sz w:val="22"/>
+      <w:sz w:val="20"/>
     </w:rPr>
   </w:style>
   <w:style w:styleId="Header" w:type="paragraph">
